--- a/docs/project/eyal-ceo-submissions-and-responses/to-eyal/2026-03-30--final-spec-package-for-eyal/2026-03-30--eyal-traffic-aeo-geo-guide--v2-final.docx
+++ b/docs/project/eyal-ceo-submissions-and-responses/to-eyal/2026-03-30--final-spec-package-for-eyal/2026-03-30--eyal-traffic-aeo-geo-guide--v2-final.docx
@@ -56,7 +56,7 @@
           <w:b w:val="0"/>
           <w:sz w:val="22"/>
         </w:rPr>
-        <w:t>סטטוס: `WORKING` — בסיס להכנת דוח מפורט, דרישות לצוות, ועדכון תוכן שוטף.</w:t>
+        <w:t>סטטוס: WORKING — בסיס להכנת דוח מפורט, דרישות לצוות, ועדכון תוכן שוטף.</w:t>
       </w:r>
     </w:p>
     <w:p>
@@ -70,7 +70,7 @@
           <w:b w:val="0"/>
           <w:sz w:val="22"/>
         </w:rPr>
-        <w:t>קנוני מול האפיון: `SITE-SPECIFICATION-FINAL-2026-03-30.md` §4 (תנועה וגילוי) + `04-IA-SEO-SOCIAL-REQUIREMENTS.md`.</w:t>
+        <w:t>קנוני מול האפיון: SITE-SPECIFICATION-FINAL-2026-03-30.md §4 (תנועה וגילוי) + 04-IA-SEO-SOCIAL-REQUIREMENTS.md.</w:t>
       </w:r>
     </w:p>
     <w:p>
@@ -424,7 +424,7 @@
           <w:b w:val="0"/>
           <w:sz w:val="22"/>
         </w:rPr>
-        <w:t>כבר מוגדר ב־`05-PLATFORM-DECISION.md`: תוסף SEO אחד (Yoast או Rank Math). בנוסף:</w:t>
+        <w:t>כבר מוגדר ב־05-PLATFORM-DECISION.md: תוסף SEO אחד (Yoast או Rank Math). בנוסף:</w:t>
       </w:r>
     </w:p>
     <w:p>
@@ -1044,7 +1044,7 @@
           <w:b w:val="0"/>
           <w:sz w:val="22"/>
         </w:rPr>
-        <w:t>4. מסמך צוות 100 — IA/SEO/חברתי — `04-IA-SEO-SOCIAL-REQUIREMENTS.md` (דרישות טכניות־מבניות קיימות).</w:t>
+        <w:t>4. מסמך צוות 100 — IA/SEO/חברתי — 04-IA-SEO-SOCIAL-REQUIREMENTS.md (דרישות טכניות־מבניות קיימות).</w:t>
       </w:r>
     </w:p>
     <w:p>
@@ -1058,7 +1058,7 @@
           <w:b w:val="0"/>
           <w:sz w:val="22"/>
         </w:rPr>
-        <w:t>5. תכנית בלוג — `../BLOG-REVIVAL-PLAN.md`.</w:t>
+        <w:t>5. תכנית בלוג — ../BLOG-REVIVAL-PLAN.md.</w:t>
       </w:r>
     </w:p>
     <w:p>
